--- a/apps/electron/resources/skills/office-business/cases/house-lease/example.docx
+++ b/apps/electron/resources/skills/office-business/cases/house-lease/example.docx
@@ -4,6 +4,8 @@
   <w:body>
     <w:p>
       <w:pPr>
+        <w:keepNext/>
+        <w:keepLines/>
         <w:spacing w:after="80"/>
         <w:jc w:val="center"/>
       </w:pPr>
@@ -57,6 +59,8 @@
     </w:p>
     <w:p>
       <w:pPr>
+        <w:keepNext/>
+        <w:keepLines/>
         <w:spacing w:before="240" w:after="120"/>
       </w:pPr>
       <w:r>
@@ -83,6 +87,8 @@
     </w:p>
     <w:p>
       <w:pPr>
+        <w:keepNext/>
+        <w:keepLines/>
         <w:spacing w:before="240" w:after="120"/>
       </w:pPr>
       <w:r>
@@ -109,6 +115,8 @@
     </w:p>
     <w:p>
       <w:pPr>
+        <w:keepNext/>
+        <w:keepLines/>
         <w:spacing w:before="240" w:after="120"/>
       </w:pPr>
       <w:r>
@@ -243,6 +251,8 @@
     </w:tbl>
     <w:p>
       <w:pPr>
+        <w:keepNext/>
+        <w:keepLines/>
         <w:spacing w:before="240" w:after="120"/>
       </w:pPr>
       <w:r>
@@ -269,6 +279,8 @@
     </w:p>
     <w:p>
       <w:pPr>
+        <w:keepNext/>
+        <w:keepLines/>
         <w:spacing w:before="240" w:after="120"/>
       </w:pPr>
       <w:r>
@@ -295,6 +307,8 @@
     </w:p>
     <w:p>
       <w:pPr>
+        <w:keepNext/>
+        <w:keepLines/>
         <w:spacing w:before="240" w:after="120"/>
       </w:pPr>
       <w:r>
@@ -309,6 +323,8 @@
     </w:p>
     <w:p>
       <w:pPr>
+        <w:keepNext/>
+        <w:keepLines/>
         <w:spacing w:after="120"/>
       </w:pPr>
       <w:r>
@@ -321,6 +337,8 @@
     </w:p>
     <w:p>
       <w:pPr>
+        <w:keepNext/>
+        <w:keepLines/>
         <w:spacing w:after="120"/>
       </w:pPr>
       <w:r>
@@ -344,7 +362,7 @@
       </w:r>
     </w:p>
     <w:sectPr>
-      <w:footerReference w:type="default" r:id="R6b99b0c84cda4321"/>
+      <w:footerReference w:type="default" r:id="Ra86a4263255e42cf"/>
       <w:pgSz w:w="11906" w:h="16838"/>
       <w:pgMar w:top="1361" w:right="1247" w:bottom="1247" w:left="1247"/>
       <w:docGrid w:type="default"/>
